--- a/AutosurveillanceTemplates/Trame_cda.docx
+++ b/AutosurveillanceTemplates/Trame_cda.docx
@@ -1302,106 +1302,58 @@
           <w:sz w:val="24"/>
           <w:szCs w:val="24"/>
         </w:rPr>
-        <w:t>l'agence de l'eau ou l'</w:t>
-      </w:r>
-      <w:proofErr w:type="spellStart"/>
+        <w:t xml:space="preserve">l'agence de l'eau ou l'oﬀice de l'eau s'appuie sur les informations fournies par le maître d'ouvrage permettant de démontrer la fiabilité de son dispositif d’autosurveillance. </w:t>
+      </w:r>
       <w:r>
         <w:rPr>
           <w:sz w:val="24"/>
           <w:szCs w:val="24"/>
         </w:rPr>
-        <w:t>oﬀice</w:t>
-      </w:r>
-      <w:proofErr w:type="spellEnd"/>
+        <w:t>À</w:t>
+      </w:r>
       <w:r>
         <w:rPr>
           <w:sz w:val="24"/>
           <w:szCs w:val="24"/>
         </w:rPr>
-        <w:t xml:space="preserve"> de l'eau s'appuie sur les informations fournies par le maître d'ouvrage permettant de démontrer la fiabilité de son dispositif d’autosurveillance. </w:t>
+        <w:t xml:space="preserve"> cette fin, le maitre d'ouvrage fait réaliser un contrôle technique du dispositif d’autosurveillance par un organisme compétent et indépendant. Ce contrôle technique est réalisé au moins une fois tous les deux ans sur l'ensemble des points de surveillance. Un rapport de ce contrôle technique est établi par le maitre d’ouvrage qui le transmet à l'agence de l'eau ou à l'oﬀice de l'eau dans un délai de deux mois à compter de la date de réalisation du contrôle.</w:t>
       </w:r>
       <w:r>
         <w:rPr>
           <w:sz w:val="24"/>
           <w:szCs w:val="24"/>
         </w:rPr>
-        <w:t>À</w:t>
+        <w:t xml:space="preserve"> </w:t>
       </w:r>
       <w:r>
         <w:rPr>
           <w:sz w:val="24"/>
           <w:szCs w:val="24"/>
         </w:rPr>
-        <w:t xml:space="preserve"> cette fin, le maitre d'ouvrage fait réaliser un contrôle technique du dispositif d’autosurveillance par un organisme compétent et indépendant. Ce contrôle technique est réalisé au moins une fois tous les deux ans sur l'ensemble des points de surveillance. Un rapport de ce contrôle technique est établi par le maitre d’ouvrage qui le transmet à l'agence de l'eau ou à l'</w:t>
-      </w:r>
-      <w:proofErr w:type="spellStart"/>
+        <w:t>Les organismes en charge du contrôle devront justifier d'une habilitation à compter du 1er janvier 2028</w:t>
+      </w:r>
       <w:r>
         <w:rPr>
           <w:sz w:val="24"/>
           <w:szCs w:val="24"/>
         </w:rPr>
-        <w:t>oﬀice</w:t>
-      </w:r>
-      <w:proofErr w:type="spellEnd"/>
+        <w:t>.</w:t>
+      </w:r>
+    </w:p>
+    <w:p>
+      <w:pPr>
+        <w:jc w:val="both"/>
+        <w:rPr>
+          <w:rFonts w:ascii="Calibri" w:hAnsi="Calibri"/>
+          <w:bCs/>
+        </w:rPr>
+      </w:pPr>
       <w:r>
         <w:rPr>
           <w:sz w:val="24"/>
           <w:szCs w:val="24"/>
         </w:rPr>
-        <w:t xml:space="preserve"> de l'eau dans un délai de deux mois à compter de la date de réalisation du contrôle.</w:t>
-      </w:r>
-      <w:r>
-        <w:rPr>
-          <w:sz w:val="24"/>
-          <w:szCs w:val="24"/>
-        </w:rPr>
-        <w:t xml:space="preserve"> </w:t>
-      </w:r>
-      <w:r>
-        <w:rPr>
-          <w:sz w:val="24"/>
-          <w:szCs w:val="24"/>
-        </w:rPr>
-        <w:t>Les organismes en charge du contrôle devront justifier d'une habilitation à compter du 1er janvier 2028</w:t>
-      </w:r>
-      <w:r>
-        <w:rPr>
-          <w:sz w:val="24"/>
-          <w:szCs w:val="24"/>
-        </w:rPr>
-        <w:t>.</w:t>
-      </w:r>
-    </w:p>
-    <w:p>
-      <w:pPr>
-        <w:jc w:val="both"/>
-        <w:rPr>
-          <w:rFonts w:ascii="Calibri" w:hAnsi="Calibri"/>
-          <w:bCs/>
-        </w:rPr>
-      </w:pPr>
-      <w:r>
-        <w:rPr>
-          <w:sz w:val="24"/>
-          <w:szCs w:val="24"/>
-        </w:rPr>
-        <w:t>En outre, l'agence de l'eau ou l'</w:t>
-      </w:r>
-      <w:proofErr w:type="spellStart"/>
-      <w:r>
-        <w:rPr>
-          <w:sz w:val="24"/>
-          <w:szCs w:val="24"/>
-        </w:rPr>
-        <w:t>oﬀice</w:t>
-      </w:r>
-      <w:proofErr w:type="spellEnd"/>
-      <w:r>
-        <w:rPr>
-          <w:sz w:val="24"/>
-          <w:szCs w:val="24"/>
-        </w:rPr>
-        <w:t xml:space="preserve"> de l'eau peut également réaliser un contrôle technique du dispositif d'autosurveillance pour ses propres besoins ou pour le compte du service en charge du contrôle et en concertation avec celui-ci.</w:t>
+        <w:t>En outre, l'agence de l'eau ou l'oﬀice de l'eau peut également réaliser un contrôle technique du dispositif d'autosurveillance pour ses propres besoins ou pour le compte du service en charge du contrôle et en concertation avec celui-ci.</w:t>
       </w:r>
       <w:r>
         <w:rPr>
@@ -2493,7 +2445,6 @@
                 <w:iCs/>
               </w:rPr>
             </w:pPr>
-            <w:proofErr w:type="gramStart"/>
             <w:r>
               <w:rPr>
                 <w:i/>
@@ -2501,7 +2452,6 @@
               </w:rPr>
               <w:t>m</w:t>
             </w:r>
-            <w:proofErr w:type="gramEnd"/>
             <w:r>
               <w:rPr>
                 <w:i/>
@@ -3297,7 +3247,13 @@
       <w:bookmarkStart w:id="9" w:name="_Toc222400687"/>
       <w:r>
         <w:lastRenderedPageBreak/>
-        <w:t>Résultats des controles</w:t>
+        <w:t>Résultats des contr</w:t>
+      </w:r>
+      <w:r>
+        <w:t>ô</w:t>
+      </w:r>
+      <w:r>
+        <w:t>les</w:t>
       </w:r>
       <w:bookmarkEnd w:id="9"/>
     </w:p>
@@ -3368,13 +3324,21 @@
         <w:rPr>
           <w:color w:val="000000" w:themeColor="text1"/>
         </w:rPr>
-        <w:t>_A</w:t>
-      </w:r>
-      <w:r>
+        <w:t>_A3</w:t>
+      </w:r>
+    </w:p>
+    <w:p>
+      <w:pPr>
+        <w:spacing w:after="0"/>
         <w:rPr>
           <w:color w:val="000000" w:themeColor="text1"/>
         </w:rPr>
-        <w:t>3</w:t>
+      </w:pPr>
+      <w:r>
+        <w:rPr>
+          <w:color w:val="000000" w:themeColor="text1"/>
+        </w:rPr>
+        <w:t>#LISTE_CONTROLES_EQUIPEMENTS_STEU_A7</w:t>
       </w:r>
     </w:p>
     <w:p>
@@ -3388,7 +3352,13 @@
         <w:rPr>
           <w:color w:val="000000" w:themeColor="text1"/>
         </w:rPr>
-        <w:t>#LISTE_CONTROLES_EQUIPEMENTS_STEU_A7</w:t>
+        <w:t>#LISTE_CONTROLES_EQUIPEMENTS_STEU</w:t>
+      </w:r>
+      <w:r>
+        <w:rPr>
+          <w:color w:val="000000" w:themeColor="text1"/>
+        </w:rPr>
+        <w:t>_A4</w:t>
       </w:r>
     </w:p>
     <w:p>
@@ -3408,13 +3378,27 @@
         <w:rPr>
           <w:color w:val="000000" w:themeColor="text1"/>
         </w:rPr>
-        <w:t>_A</w:t>
-      </w:r>
-      <w:r>
+        <w:t>_A5</w:t>
+      </w:r>
+    </w:p>
+    <w:p>
+      <w:pPr>
+        <w:spacing w:after="0"/>
         <w:rPr>
           <w:color w:val="000000" w:themeColor="text1"/>
         </w:rPr>
-        <w:t>4</w:t>
+      </w:pPr>
+      <w:r>
+        <w:rPr>
+          <w:color w:val="000000" w:themeColor="text1"/>
+        </w:rPr>
+        <w:t>#LISTE_CONTROLES_EQUIPEMENTS_STEU</w:t>
+      </w:r>
+      <w:r>
+        <w:rPr>
+          <w:color w:val="000000" w:themeColor="text1"/>
+        </w:rPr>
+        <w:t>_A8</w:t>
       </w:r>
     </w:p>
     <w:p>
@@ -3424,83 +3408,25 @@
           <w:color w:val="000000" w:themeColor="text1"/>
         </w:rPr>
       </w:pPr>
-      <w:r>
+    </w:p>
+    <w:p>
+      <w:pPr>
+        <w:spacing w:after="0"/>
         <w:rPr>
           <w:color w:val="000000" w:themeColor="text1"/>
         </w:rPr>
+      </w:pPr>
+      <w:r>
+        <w:rPr>
+          <w:color w:val="000000" w:themeColor="text1"/>
+        </w:rPr>
         <w:t>#LISTE_CONTROLES_EQUIPEMENTS_STEU</w:t>
       </w:r>
       <w:r>
         <w:rPr>
           <w:color w:val="000000" w:themeColor="text1"/>
         </w:rPr>
-        <w:t>_A</w:t>
-      </w:r>
-      <w:r>
-        <w:rPr>
-          <w:color w:val="000000" w:themeColor="text1"/>
-        </w:rPr>
-        <w:t>5</w:t>
-      </w:r>
-    </w:p>
-    <w:p>
-      <w:pPr>
-        <w:spacing w:after="0"/>
-        <w:rPr>
-          <w:color w:val="000000" w:themeColor="text1"/>
-        </w:rPr>
-      </w:pPr>
-      <w:r>
-        <w:rPr>
-          <w:color w:val="000000" w:themeColor="text1"/>
-        </w:rPr>
-        <w:t>#LISTE_CONTROLES_EQUIPEMENTS_STEU</w:t>
-      </w:r>
-      <w:r>
-        <w:rPr>
-          <w:color w:val="000000" w:themeColor="text1"/>
-        </w:rPr>
-        <w:t>_A</w:t>
-      </w:r>
-      <w:r>
-        <w:rPr>
-          <w:color w:val="000000" w:themeColor="text1"/>
-        </w:rPr>
-        <w:t>8</w:t>
-      </w:r>
-    </w:p>
-    <w:p>
-      <w:pPr>
-        <w:spacing w:after="0"/>
-        <w:rPr>
-          <w:color w:val="000000" w:themeColor="text1"/>
-        </w:rPr>
-      </w:pPr>
-    </w:p>
-    <w:p>
-      <w:pPr>
-        <w:spacing w:after="0"/>
-        <w:rPr>
-          <w:color w:val="000000" w:themeColor="text1"/>
-        </w:rPr>
-      </w:pPr>
-      <w:r>
-        <w:rPr>
-          <w:color w:val="000000" w:themeColor="text1"/>
-        </w:rPr>
-        <w:t>#LISTE_CONTROLES_EQUIPEMENTS_STEU</w:t>
-      </w:r>
-      <w:r>
-        <w:rPr>
-          <w:color w:val="000000" w:themeColor="text1"/>
-        </w:rPr>
-        <w:t>_A</w:t>
-      </w:r>
-      <w:r>
-        <w:rPr>
-          <w:color w:val="000000" w:themeColor="text1"/>
-        </w:rPr>
-        <w:t>6</w:t>
+        <w:t>_A6</w:t>
       </w:r>
     </w:p>
     <w:p>
@@ -6052,43 +5978,13 @@
         </w:rPr>
       </w:pPr>
       <w:bookmarkStart w:id="20" w:name="_Toc222400698"/>
-      <w:proofErr w:type="spellStart"/>
       <w:r>
         <w:rPr>
           <w:lang w:val="en-US"/>
         </w:rPr>
-        <w:t>Agrément</w:t>
-      </w:r>
-      <w:proofErr w:type="spellEnd"/>
-      <w:r>
-        <w:rPr>
-          <w:lang w:val="en-US"/>
-        </w:rPr>
-        <w:t xml:space="preserve"> du </w:t>
-      </w:r>
-      <w:proofErr w:type="spellStart"/>
-      <w:r>
-        <w:rPr>
-          <w:lang w:val="en-US"/>
-        </w:rPr>
-        <w:t>laboratoire</w:t>
-      </w:r>
-      <w:proofErr w:type="spellEnd"/>
-      <w:r>
-        <w:rPr>
-          <w:lang w:val="en-US"/>
-        </w:rPr>
-        <w:t xml:space="preserve"> </w:t>
-      </w:r>
-      <w:proofErr w:type="spellStart"/>
-      <w:r>
-        <w:rPr>
-          <w:lang w:val="en-US"/>
-        </w:rPr>
-        <w:t>d’analyse</w:t>
+        <w:t>Agrément du laboratoire d’analyse</w:t>
       </w:r>
       <w:bookmarkEnd w:id="20"/>
-      <w:proofErr w:type="spellEnd"/>
     </w:p>
     <w:p>
       <w:pPr>
@@ -10232,9 +10128,7 @@
 </file>
 
 <file path=customXml/item2.xml><?xml version="1.0" encoding="utf-8"?>
-<p:properties xmlns:p="http://schemas.microsoft.com/office/2006/metadata/properties" xmlns:xsi="http://www.w3.org/2001/XMLSchema-instance" xmlns:pc="http://schemas.microsoft.com/office/infopath/2007/PartnerControls">
-  <documentManagement/>
-</p:properties>
+<b:Sources xmlns:b="http://schemas.openxmlformats.org/officeDocument/2006/bibliography" xmlns="http://schemas.openxmlformats.org/officeDocument/2006/bibliography" SelectedStyle="\APASixthEditionOfficeOnline.xsl" StyleName="APA" Version="6"/>
 </file>
 
 <file path=customXml/item3.xml><?xml version="1.0" encoding="utf-8"?>
@@ -10441,7 +10335,9 @@
 </file>
 
 <file path=customXml/item4.xml><?xml version="1.0" encoding="utf-8"?>
-<b:Sources xmlns:b="http://schemas.openxmlformats.org/officeDocument/2006/bibliography" xmlns="http://schemas.openxmlformats.org/officeDocument/2006/bibliography" SelectedStyle="\APASixthEditionOfficeOnline.xsl" StyleName="APA" Version="6"/>
+<p:properties xmlns:p="http://schemas.microsoft.com/office/2006/metadata/properties" xmlns:xsi="http://www.w3.org/2001/XMLSchema-instance" xmlns:pc="http://schemas.microsoft.com/office/infopath/2007/PartnerControls">
+  <documentManagement/>
+</p:properties>
 </file>
 
 <file path=customXml/itemProps1.xml><?xml version="1.0" encoding="utf-8"?>
@@ -10453,10 +10349,9 @@
 </file>
 
 <file path=customXml/itemProps2.xml><?xml version="1.0" encoding="utf-8"?>
-<ds:datastoreItem xmlns:ds="http://schemas.openxmlformats.org/officeDocument/2006/customXml" ds:itemID="{22F77068-A8A4-4349-BB47-D74EB04EF303}">
+<ds:datastoreItem xmlns:ds="http://schemas.openxmlformats.org/officeDocument/2006/customXml" ds:itemID="{A6C7BB8D-6BAB-4DB9-AD2F-320D4F84A82C}">
   <ds:schemaRefs>
-    <ds:schemaRef ds:uri="http://schemas.microsoft.com/office/2006/metadata/properties"/>
-    <ds:schemaRef ds:uri="http://schemas.microsoft.com/office/infopath/2007/PartnerControls"/>
+    <ds:schemaRef ds:uri="http://schemas.openxmlformats.org/officeDocument/2006/bibliography"/>
   </ds:schemaRefs>
 </ds:datastoreItem>
 </file>
@@ -10481,9 +10376,10 @@
 </file>
 
 <file path=customXml/itemProps4.xml><?xml version="1.0" encoding="utf-8"?>
-<ds:datastoreItem xmlns:ds="http://schemas.openxmlformats.org/officeDocument/2006/customXml" ds:itemID="{A6C7BB8D-6BAB-4DB9-AD2F-320D4F84A82C}">
+<ds:datastoreItem xmlns:ds="http://schemas.openxmlformats.org/officeDocument/2006/customXml" ds:itemID="{22F77068-A8A4-4349-BB47-D74EB04EF303}">
   <ds:schemaRefs>
-    <ds:schemaRef ds:uri="http://schemas.openxmlformats.org/officeDocument/2006/bibliography"/>
+    <ds:schemaRef ds:uri="http://schemas.microsoft.com/office/2006/metadata/properties"/>
+    <ds:schemaRef ds:uri="http://schemas.microsoft.com/office/infopath/2007/PartnerControls"/>
   </ds:schemaRefs>
 </ds:datastoreItem>
 </file>